--- a/acts-sermons/docx/01_2026-10-18_계속되는예수님의일_행1장1-3절.docx
+++ b/acts-sermons/docx/01_2026-10-18_계속되는예수님의일_행1장1-3절.docx
@@ -451,6 +451,19 @@
     </w:p>
     <w:p>
       <w:pPr>
+        <w:spacing w:after="160" w:line="360"/>
+      </w:pPr>
+      <w:r>
+        <w:rPr>
+          <w:rFonts w:ascii="맑은 고딕" w:cs="맑은 고딕" w:eastAsia="맑은 고딕" w:hAnsi="맑은 고딕"/>
+          <w:sz w:val="24"/>
+          <w:szCs w:val="24"/>
+        </w:rPr>
+        <w:t xml:space="preserve">사랑하는 성도 여러분, 우리 교회의 사역도 보이저처럼 언젠가 꺼져 버릴 불빛이 아닙니다. 주님께서 붙들고 계시는 한, 그 일은 우리 세대를 넘어 다음 세대로 이어질 것입니다.</w:t>
+      </w:r>
+    </w:p>
+    <w:p>
+      <w:pPr>
         <w:spacing w:after="80"/>
       </w:pPr>
       <w:r>
@@ -781,6 +794,19 @@
     </w:p>
     <w:p>
       <w:pPr>
+        <w:spacing w:after="160" w:line="360"/>
+      </w:pPr>
+      <w:r>
+        <w:rPr>
+          <w:rFonts w:ascii="맑은 고딕" w:cs="맑은 고딕" w:eastAsia="맑은 고딕" w:hAnsi="맑은 고딕"/>
+          <w:sz w:val="24"/>
+          <w:szCs w:val="24"/>
+        </w:rPr>
+        <w:t xml:space="preserve">이레니우스는 폴리갑의 얼굴과 걸음걸이, 그가 앉아서 가르치던 자리까지 기억한다고 했습니다. 신앙은 책으로만이 아니라 삶과 삶이 맞닿는 자리에서 전해집니다. 여러분이 누군가에게 그런 폴리갑이 될 수 있습니다.</w:t>
+      </w:r>
+    </w:p>
+    <w:p>
+      <w:pPr>
         <w:spacing w:after="80"/>
       </w:pPr>
       <w:r>
@@ -841,6 +867,19 @@
           <w:szCs w:val="24"/>
         </w:rPr>
         <w:t xml:space="preserve">이번 주에 말씀을 펴기 전에, 봉사하러 가기 전에, 가족과 대화하기 전에 짧게 기도하십시오. ‘성령님, 저를 통해 그리스도를 드러내 주옵소서.’ 그리고 주님께서 여러분의 자녀에게, 이웃에게, 직장 동료에게 신앙을 전하는 한 고리로 여러분을 세우셨음을 기억하십시오.</w:t>
+      </w:r>
+    </w:p>
+    <w:p>
+      <w:pPr>
+        <w:spacing w:after="160" w:line="360"/>
+      </w:pPr>
+      <w:r>
+        <w:rPr>
+          <w:rFonts w:ascii="맑은 고딕" w:cs="맑은 고딕" w:eastAsia="맑은 고딕" w:hAnsi="맑은 고딕"/>
+          <w:sz w:val="24"/>
+          <w:szCs w:val="24"/>
+        </w:rPr>
+        <w:t xml:space="preserve">주님은 위대한 사람보다 붙어 있는 사람을 쓰십니다. 말씀에 붙어 있고, 성령께 붙어 있고, 교회에 붙어 있는 사람을 통해 주님의 일은 계속됩니다.</w:t>
       </w:r>
     </w:p>
     <w:p>
@@ -1107,6 +1146,19 @@
           <w:szCs w:val="24"/>
         </w:rPr>
         <w:t xml:space="preserve">부활의 증거는 빈 무덤만이 아닙니다. 두려움에 떨던 제자들이 담대한 증인이 된 것, 그리고 그 뒤로 이어진 수많은 변화된 삶이 살아 계신 그리스도를 증언합니다.</w:t>
+      </w:r>
+    </w:p>
+    <w:p>
+      <w:pPr>
+        <w:spacing w:after="160" w:line="360"/>
+      </w:pPr>
+      <w:r>
+        <w:rPr>
+          <w:rFonts w:ascii="맑은 고딕" w:cs="맑은 고딕" w:eastAsia="맑은 고딕" w:hAnsi="맑은 고딕"/>
+          <w:sz w:val="24"/>
+          <w:szCs w:val="24"/>
+        </w:rPr>
+        <w:t xml:space="preserve">아타나시우스 자신도 평생 다섯 번이나 유배를 당했지만 끝내 그리스도의 신성을 고백하는 신앙을 굽히지 않았습니다. 그의 삶 자체가 살아 계신 그리스도를 증언하는 또 하나의 증거였습니다.</w:t>
       </w:r>
     </w:p>
     <w:p>
